--- a/outputs/tables/Model_Performance_Report_CN.docx
+++ b/outputs/tables/Model_Performance_Report_CN.docx
@@ -25,7 +25,7 @@
           <w:color w:val="808080"/>
           <w:sz w:val="20"/>
         </w:rPr>
-        <w:t>生成日期: 2026-05-26 | 随机种子=42 | 样本量=341</w:t>
+        <w:t>生成日期: 2026-05-28 | 随机种子=42 | 样本量=341</w:t>
       </w:r>
     </w:p>
     <w:p/>
@@ -2271,6 +2271,136 @@
               <w:rPr>
                 <w:sz w:val="18"/>
               </w:rPr>
+              <w:t>GPR</w:t>
+            </w:r>
+          </w:p>
+        </w:tc>
+        <w:tc>
+          <w:tcPr>
+            <w:tcW w:type="dxa" w:w="1205"/>
+          </w:tcPr>
+          <w:p>
+            <w:pPr>
+              <w:jc w:val="center"/>
+            </w:pPr>
+            <w:r>
+              <w:rPr>
+                <w:sz w:val="18"/>
+              </w:rPr>
+              <w:t>0.9877</w:t>
+            </w:r>
+          </w:p>
+        </w:tc>
+        <w:tc>
+          <w:tcPr>
+            <w:tcW w:type="dxa" w:w="1205"/>
+          </w:tcPr>
+          <w:p>
+            <w:pPr>
+              <w:jc w:val="center"/>
+            </w:pPr>
+            <w:r>
+              <w:rPr>
+                <w:sz w:val="18"/>
+              </w:rPr>
+              <w:t>6.94</w:t>
+            </w:r>
+          </w:p>
+        </w:tc>
+        <w:tc>
+          <w:tcPr>
+            <w:tcW w:type="dxa" w:w="1205"/>
+          </w:tcPr>
+          <w:p>
+            <w:pPr>
+              <w:jc w:val="center"/>
+            </w:pPr>
+            <w:r>
+              <w:rPr>
+                <w:sz w:val="18"/>
+              </w:rPr>
+              <w:t>0.9368</w:t>
+            </w:r>
+          </w:p>
+        </w:tc>
+        <w:tc>
+          <w:tcPr>
+            <w:tcW w:type="dxa" w:w="1205"/>
+          </w:tcPr>
+          <w:p>
+            <w:pPr>
+              <w:jc w:val="center"/>
+            </w:pPr>
+            <w:r>
+              <w:rPr>
+                <w:sz w:val="18"/>
+              </w:rPr>
+              <w:t>15.38</w:t>
+            </w:r>
+          </w:p>
+        </w:tc>
+        <w:tc>
+          <w:tcPr>
+            <w:tcW w:type="dxa" w:w="1205"/>
+          </w:tcPr>
+          <w:p>
+            <w:pPr>
+              <w:jc w:val="center"/>
+            </w:pPr>
+            <w:r>
+              <w:rPr>
+                <w:sz w:val="18"/>
+              </w:rPr>
+              <w:t>7.45</w:t>
+            </w:r>
+          </w:p>
+        </w:tc>
+        <w:tc>
+          <w:tcPr>
+            <w:tcW w:type="dxa" w:w="1205"/>
+          </w:tcPr>
+          <w:p>
+            <w:pPr>
+              <w:jc w:val="center"/>
+            </w:pPr>
+            <w:r>
+              <w:rPr>
+                <w:sz w:val="18"/>
+              </w:rPr>
+              <w:t>10.42%</w:t>
+            </w:r>
+          </w:p>
+        </w:tc>
+      </w:tr>
+      <w:tr>
+        <w:tc>
+          <w:tcPr>
+            <w:tcW w:type="dxa" w:w="1205"/>
+          </w:tcPr>
+          <w:p>
+            <w:pPr>
+              <w:jc w:val="center"/>
+            </w:pPr>
+            <w:r>
+              <w:rPr>
+                <w:sz w:val="18"/>
+              </w:rPr>
+              <w:t>6</w:t>
+            </w:r>
+          </w:p>
+        </w:tc>
+        <w:tc>
+          <w:tcPr>
+            <w:tcW w:type="dxa" w:w="1205"/>
+          </w:tcPr>
+          <w:p>
+            <w:pPr>
+              <w:jc w:val="center"/>
+            </w:pPr>
+            <w:r>
+              <w:rPr>
+                <w:sz w:val="18"/>
+              </w:rPr>
               <w:t>TabPFN</w:t>
             </w:r>
           </w:p>
@@ -2385,136 +2515,6 @@
               <w:rPr>
                 <w:sz w:val="18"/>
               </w:rPr>
-              <w:t>6</w:t>
-            </w:r>
-          </w:p>
-        </w:tc>
-        <w:tc>
-          <w:tcPr>
-            <w:tcW w:type="dxa" w:w="1205"/>
-          </w:tcPr>
-          <w:p>
-            <w:pPr>
-              <w:jc w:val="center"/>
-            </w:pPr>
-            <w:r>
-              <w:rPr>
-                <w:sz w:val="18"/>
-              </w:rPr>
-              <w:t>GPR</w:t>
-            </w:r>
-          </w:p>
-        </w:tc>
-        <w:tc>
-          <w:tcPr>
-            <w:tcW w:type="dxa" w:w="1205"/>
-          </w:tcPr>
-          <w:p>
-            <w:pPr>
-              <w:jc w:val="center"/>
-            </w:pPr>
-            <w:r>
-              <w:rPr>
-                <w:sz w:val="18"/>
-              </w:rPr>
-              <w:t>0.9859</w:t>
-            </w:r>
-          </w:p>
-        </w:tc>
-        <w:tc>
-          <w:tcPr>
-            <w:tcW w:type="dxa" w:w="1205"/>
-          </w:tcPr>
-          <w:p>
-            <w:pPr>
-              <w:jc w:val="center"/>
-            </w:pPr>
-            <w:r>
-              <w:rPr>
-                <w:sz w:val="18"/>
-              </w:rPr>
-              <w:t>7.43</w:t>
-            </w:r>
-          </w:p>
-        </w:tc>
-        <w:tc>
-          <w:tcPr>
-            <w:tcW w:type="dxa" w:w="1205"/>
-          </w:tcPr>
-          <w:p>
-            <w:pPr>
-              <w:jc w:val="center"/>
-            </w:pPr>
-            <w:r>
-              <w:rPr>
-                <w:sz w:val="18"/>
-              </w:rPr>
-              <w:t>0.9322</w:t>
-            </w:r>
-          </w:p>
-        </w:tc>
-        <w:tc>
-          <w:tcPr>
-            <w:tcW w:type="dxa" w:w="1205"/>
-          </w:tcPr>
-          <w:p>
-            <w:pPr>
-              <w:jc w:val="center"/>
-            </w:pPr>
-            <w:r>
-              <w:rPr>
-                <w:sz w:val="18"/>
-              </w:rPr>
-              <w:t>15.93</w:t>
-            </w:r>
-          </w:p>
-        </w:tc>
-        <w:tc>
-          <w:tcPr>
-            <w:tcW w:type="dxa" w:w="1205"/>
-          </w:tcPr>
-          <w:p>
-            <w:pPr>
-              <w:jc w:val="center"/>
-            </w:pPr>
-            <w:r>
-              <w:rPr>
-                <w:sz w:val="18"/>
-              </w:rPr>
-              <w:t>7.77</w:t>
-            </w:r>
-          </w:p>
-        </w:tc>
-        <w:tc>
-          <w:tcPr>
-            <w:tcW w:type="dxa" w:w="1205"/>
-          </w:tcPr>
-          <w:p>
-            <w:pPr>
-              <w:jc w:val="center"/>
-            </w:pPr>
-            <w:r>
-              <w:rPr>
-                <w:sz w:val="18"/>
-              </w:rPr>
-              <w:t>10.44%</w:t>
-            </w:r>
-          </w:p>
-        </w:tc>
-      </w:tr>
-      <w:tr>
-        <w:tc>
-          <w:tcPr>
-            <w:tcW w:type="dxa" w:w="1205"/>
-          </w:tcPr>
-          <w:p>
-            <w:pPr>
-              <w:jc w:val="center"/>
-            </w:pPr>
-            <w:r>
-              <w:rPr>
-                <w:sz w:val="18"/>
-              </w:rPr>
               <w:t>7</w:t>
             </w:r>
           </w:p>
@@ -2547,7 +2547,7 @@
               <w:rPr>
                 <w:sz w:val="18"/>
               </w:rPr>
-              <w:t>0.6294</w:t>
+              <w:t>0.9647</w:t>
             </w:r>
           </w:p>
         </w:tc>
@@ -2563,7 +2563,7 @@
               <w:rPr>
                 <w:sz w:val="18"/>
               </w:rPr>
-              <w:t>38.07</w:t>
+              <w:t>11.75</w:t>
             </w:r>
           </w:p>
         </w:tc>
@@ -2579,7 +2579,7 @@
               <w:rPr>
                 <w:sz w:val="18"/>
               </w:rPr>
-              <w:t>0.4567</w:t>
+              <w:t>0.8479</w:t>
             </w:r>
           </w:p>
         </w:tc>
@@ -2595,7 +2595,7 @@
               <w:rPr>
                 <w:sz w:val="18"/>
               </w:rPr>
-              <w:t>45.08</w:t>
+              <w:t>23.85</w:t>
             </w:r>
           </w:p>
         </w:tc>
@@ -2611,7 +2611,7 @@
               <w:rPr>
                 <w:sz w:val="18"/>
               </w:rPr>
-              <w:t>32.17</w:t>
+              <w:t>10.98</w:t>
             </w:r>
           </w:p>
         </w:tc>
@@ -2627,7 +2627,7 @@
               <w:rPr>
                 <w:sz w:val="18"/>
               </w:rPr>
-              <w:t>46.09%</w:t>
+              <w:t>13.68%</w:t>
             </w:r>
           </w:p>
         </w:tc>

--- a/outputs/tables/Model_Performance_Report_CN.docx
+++ b/outputs/tables/Model_Performance_Report_CN.docx
@@ -1751,7 +1751,7 @@
               <w:rPr>
                 <w:sz w:val="18"/>
               </w:rPr>
-              <w:t>LightGBM</w:t>
+              <w:t>TabPFN</w:t>
             </w:r>
           </w:p>
         </w:tc>
@@ -1767,7 +1767,7 @@
               <w:rPr>
                 <w:sz w:val="18"/>
               </w:rPr>
-              <w:t>0.9993</w:t>
+              <w:t>0.9988</w:t>
             </w:r>
           </w:p>
         </w:tc>
@@ -1783,7 +1783,7 @@
               <w:rPr>
                 <w:sz w:val="18"/>
               </w:rPr>
-              <w:t>1.66</w:t>
+              <w:t>2.11</w:t>
             </w:r>
           </w:p>
         </w:tc>
@@ -1799,7 +1799,7 @@
               <w:rPr>
                 <w:sz w:val="18"/>
               </w:rPr>
-              <w:t>0.9613</w:t>
+              <w:t>0.9688</w:t>
             </w:r>
           </w:p>
         </w:tc>
@@ -1815,7 +1815,7 @@
               <w:rPr>
                 <w:sz w:val="18"/>
               </w:rPr>
-              <w:t>12.04</w:t>
+              <w:t>11.07</w:t>
             </w:r>
           </w:p>
         </w:tc>
@@ -1831,7 +1831,7 @@
               <w:rPr>
                 <w:sz w:val="18"/>
               </w:rPr>
-              <w:t>7.50</w:t>
+              <w:t>4.22</w:t>
             </w:r>
           </w:p>
         </w:tc>
@@ -1847,7 +1847,7 @@
               <w:rPr>
                 <w:sz w:val="18"/>
               </w:rPr>
-              <w:t>12.70%</w:t>
+              <w:t>9.28%</w:t>
             </w:r>
           </w:p>
         </w:tc>
@@ -1881,7 +1881,7 @@
               <w:rPr>
                 <w:sz w:val="18"/>
               </w:rPr>
-              <w:t>GBDT</w:t>
+              <w:t>LightGBM</w:t>
             </w:r>
           </w:p>
         </w:tc>
@@ -1897,7 +1897,7 @@
               <w:rPr>
                 <w:sz w:val="18"/>
               </w:rPr>
-              <w:t>0.9999</w:t>
+              <w:t>0.9993</w:t>
             </w:r>
           </w:p>
         </w:tc>
@@ -1913,7 +1913,7 @@
               <w:rPr>
                 <w:sz w:val="18"/>
               </w:rPr>
-              <w:t>0.57</w:t>
+              <w:t>1.69</w:t>
             </w:r>
           </w:p>
         </w:tc>
@@ -1929,7 +1929,7 @@
               <w:rPr>
                 <w:sz w:val="18"/>
               </w:rPr>
-              <w:t>0.9556</w:t>
+              <w:t>0.9676</w:t>
             </w:r>
           </w:p>
         </w:tc>
@@ -1945,7 +1945,7 @@
               <w:rPr>
                 <w:sz w:val="18"/>
               </w:rPr>
-              <w:t>12.89</w:t>
+              <w:t>11.28</w:t>
             </w:r>
           </w:p>
         </w:tc>
@@ -1961,7 +1961,7 @@
               <w:rPr>
                 <w:sz w:val="18"/>
               </w:rPr>
-              <w:t>7.71</w:t>
+              <w:t>7.01</w:t>
             </w:r>
           </w:p>
         </w:tc>
@@ -1977,7 +1977,7 @@
               <w:rPr>
                 <w:sz w:val="18"/>
               </w:rPr>
-              <w:t>15.57%</w:t>
+              <w:t>14.48%</w:t>
             </w:r>
           </w:p>
         </w:tc>
@@ -2011,7 +2011,7 @@
               <w:rPr>
                 <w:sz w:val="18"/>
               </w:rPr>
-              <w:t>XGBoost</w:t>
+              <w:t>GBDT</w:t>
             </w:r>
           </w:p>
         </w:tc>
@@ -2027,7 +2027,7 @@
               <w:rPr>
                 <w:sz w:val="18"/>
               </w:rPr>
-              <w:t>0.9993</w:t>
+              <w:t>0.9998</w:t>
             </w:r>
           </w:p>
         </w:tc>
@@ -2043,7 +2043,7 @@
               <w:rPr>
                 <w:sz w:val="18"/>
               </w:rPr>
-              <w:t>1.61</w:t>
+              <w:t>0.93</w:t>
             </w:r>
           </w:p>
         </w:tc>
@@ -2059,7 +2059,7 @@
               <w:rPr>
                 <w:sz w:val="18"/>
               </w:rPr>
-              <w:t>0.9487</w:t>
+              <w:t>0.9639</w:t>
             </w:r>
           </w:p>
         </w:tc>
@@ -2075,7 +2075,7 @@
               <w:rPr>
                 <w:sz w:val="18"/>
               </w:rPr>
-              <w:t>13.86</w:t>
+              <w:t>11.91</w:t>
             </w:r>
           </w:p>
         </w:tc>
@@ -2091,7 +2091,7 @@
               <w:rPr>
                 <w:sz w:val="18"/>
               </w:rPr>
-              <w:t>9.16</w:t>
+              <w:t>7.14</w:t>
             </w:r>
           </w:p>
         </w:tc>
@@ -2107,7 +2107,7 @@
               <w:rPr>
                 <w:sz w:val="18"/>
               </w:rPr>
-              <w:t>16.71%</w:t>
+              <w:t>17.65%</w:t>
             </w:r>
           </w:p>
         </w:tc>
@@ -2141,7 +2141,7 @@
               <w:rPr>
                 <w:sz w:val="18"/>
               </w:rPr>
-              <w:t>RF</w:t>
+              <w:t>SVR</w:t>
             </w:r>
           </w:p>
         </w:tc>
@@ -2157,7 +2157,7 @@
               <w:rPr>
                 <w:sz w:val="18"/>
               </w:rPr>
-              <w:t>0.9925</w:t>
+              <w:t>0.9853</w:t>
             </w:r>
           </w:p>
         </w:tc>
@@ -2173,7 +2173,7 @@
               <w:rPr>
                 <w:sz w:val="18"/>
               </w:rPr>
-              <w:t>5.43</w:t>
+              <w:t>7.54</w:t>
             </w:r>
           </w:p>
         </w:tc>
@@ -2189,7 +2189,7 @@
               <w:rPr>
                 <w:sz w:val="18"/>
               </w:rPr>
-              <w:t>0.9472</w:t>
+              <w:t>0.9628</w:t>
             </w:r>
           </w:p>
         </w:tc>
@@ -2205,7 +2205,7 @@
               <w:rPr>
                 <w:sz w:val="18"/>
               </w:rPr>
-              <w:t>14.06</w:t>
+              <w:t>12.07</w:t>
             </w:r>
           </w:p>
         </w:tc>
@@ -2221,7 +2221,7 @@
               <w:rPr>
                 <w:sz w:val="18"/>
               </w:rPr>
-              <w:t>8.89</w:t>
+              <w:t>6.61</w:t>
             </w:r>
           </w:p>
         </w:tc>
@@ -2237,7 +2237,7 @@
               <w:rPr>
                 <w:sz w:val="18"/>
               </w:rPr>
-              <w:t>17.72%</w:t>
+              <w:t>20.57%</w:t>
             </w:r>
           </w:p>
         </w:tc>
@@ -2271,7 +2271,7 @@
               <w:rPr>
                 <w:sz w:val="18"/>
               </w:rPr>
-              <w:t>GPR</w:t>
+              <w:t>RF</w:t>
             </w:r>
           </w:p>
         </w:tc>
@@ -2287,7 +2287,7 @@
               <w:rPr>
                 <w:sz w:val="18"/>
               </w:rPr>
-              <w:t>0.9877</w:t>
+              <w:t>0.9919</w:t>
             </w:r>
           </w:p>
         </w:tc>
@@ -2303,7 +2303,7 @@
               <w:rPr>
                 <w:sz w:val="18"/>
               </w:rPr>
-              <w:t>6.94</w:t>
+              <w:t>5.59</w:t>
             </w:r>
           </w:p>
         </w:tc>
@@ -2319,7 +2319,7 @@
               <w:rPr>
                 <w:sz w:val="18"/>
               </w:rPr>
-              <w:t>0.9368</w:t>
+              <w:t>0.9615</w:t>
             </w:r>
           </w:p>
         </w:tc>
@@ -2335,7 +2335,7 @@
               <w:rPr>
                 <w:sz w:val="18"/>
               </w:rPr>
-              <w:t>15.38</w:t>
+              <w:t>12.30</w:t>
             </w:r>
           </w:p>
         </w:tc>
@@ -2367,7 +2367,7 @@
               <w:rPr>
                 <w:sz w:val="18"/>
               </w:rPr>
-              <w:t>10.42%</w:t>
+              <w:t>26.94%</w:t>
             </w:r>
           </w:p>
         </w:tc>
@@ -2401,7 +2401,7 @@
               <w:rPr>
                 <w:sz w:val="18"/>
               </w:rPr>
-              <w:t>TabPFN</w:t>
+              <w:t>GPR</w:t>
             </w:r>
           </w:p>
         </w:tc>
@@ -2417,7 +2417,7 @@
               <w:rPr>
                 <w:sz w:val="18"/>
               </w:rPr>
-              <w:t>0.9998</w:t>
+              <w:t>0.9894</w:t>
             </w:r>
           </w:p>
         </w:tc>
@@ -2433,7 +2433,7 @@
               <w:rPr>
                 <w:sz w:val="18"/>
               </w:rPr>
-              <w:t>0.92</w:t>
+              <w:t>6.39</w:t>
             </w:r>
           </w:p>
         </w:tc>
@@ -2449,7 +2449,7 @@
               <w:rPr>
                 <w:sz w:val="18"/>
               </w:rPr>
-              <w:t>0.9343</w:t>
+              <w:t>0.9376</w:t>
             </w:r>
           </w:p>
         </w:tc>
@@ -2465,7 +2465,7 @@
               <w:rPr>
                 <w:sz w:val="18"/>
               </w:rPr>
-              <w:t>15.68</w:t>
+              <w:t>15.65</w:t>
             </w:r>
           </w:p>
         </w:tc>
@@ -2481,7 +2481,7 @@
               <w:rPr>
                 <w:sz w:val="18"/>
               </w:rPr>
-              <w:t>5.96</w:t>
+              <w:t>7.71</w:t>
             </w:r>
           </w:p>
         </w:tc>
@@ -2497,7 +2497,7 @@
               <w:rPr>
                 <w:sz w:val="18"/>
               </w:rPr>
-              <w:t>6.50%</w:t>
+              <w:t>25.57%</w:t>
             </w:r>
           </w:p>
         </w:tc>
@@ -2531,7 +2531,7 @@
               <w:rPr>
                 <w:sz w:val="18"/>
               </w:rPr>
-              <w:t>SVR</w:t>
+              <w:t>XGBoost</w:t>
             </w:r>
           </w:p>
         </w:tc>
@@ -2547,7 +2547,7 @@
               <w:rPr>
                 <w:sz w:val="18"/>
               </w:rPr>
-              <w:t>0.9647</w:t>
+              <w:t>0.9995</w:t>
             </w:r>
           </w:p>
         </w:tc>
@@ -2563,7 +2563,7 @@
               <w:rPr>
                 <w:sz w:val="18"/>
               </w:rPr>
-              <w:t>11.75</w:t>
+              <w:t>1.32</w:t>
             </w:r>
           </w:p>
         </w:tc>
@@ -2579,7 +2579,7 @@
               <w:rPr>
                 <w:sz w:val="18"/>
               </w:rPr>
-              <w:t>0.8479</w:t>
+              <w:t>0.9151</w:t>
             </w:r>
           </w:p>
         </w:tc>
@@ -2595,7 +2595,7 @@
               <w:rPr>
                 <w:sz w:val="18"/>
               </w:rPr>
-              <w:t>23.85</w:t>
+              <w:t>18.25</w:t>
             </w:r>
           </w:p>
         </w:tc>
@@ -2611,7 +2611,7 @@
               <w:rPr>
                 <w:sz w:val="18"/>
               </w:rPr>
-              <w:t>10.98</w:t>
+              <w:t>10.02</w:t>
             </w:r>
           </w:p>
         </w:tc>
@@ -2627,7 +2627,7 @@
               <w:rPr>
                 <w:sz w:val="18"/>
               </w:rPr>
-              <w:t>13.68%</w:t>
+              <w:t>23.39%</w:t>
             </w:r>
           </w:p>
         </w:tc>
@@ -3691,7 +3691,7 @@
         <w:rPr>
           <w:sz w:val="20"/>
         </w:rPr>
-        <w:t>2. 树集成模型（GBDT, RF, XGBoost, LightGBM）嵌套CV R²均超过0.93，形成紧密的竞争集群。其中LightGBM在80/20留出测试中表现最优(R²=0.9613)，展现出较强的鲁棒性。</w:t>
+        <w:t>2. 树集成模型（GBDT, RF, XGBoost, LightGBM）嵌套CV R²均超过0.93，形成紧密的竞争集群。其中LightGBM在80/20留出测试中表现最优(R²=0.9676)，展现出较强的鲁棒性。</w:t>
       </w:r>
     </w:p>
     <w:p>

--- a/outputs/tables/Model_Performance_Report_CN.docx
+++ b/outputs/tables/Model_Performance_Report_CN.docx
@@ -285,7 +285,7 @@
               <w:rPr>
                 <w:sz w:val="18"/>
               </w:rPr>
-              <w:t>0.9692</w:t>
+              <w:t>0.9736</w:t>
             </w:r>
           </w:p>
         </w:tc>
@@ -301,7 +301,7 @@
               <w:rPr>
                 <w:sz w:val="18"/>
               </w:rPr>
-              <w:t>0.0103</w:t>
+              <w:t>0.0094</w:t>
             </w:r>
           </w:p>
         </w:tc>
@@ -317,7 +317,7 @@
               <w:rPr>
                 <w:sz w:val="18"/>
               </w:rPr>
-              <w:t>10.73</w:t>
+              <w:t>9.93</w:t>
             </w:r>
           </w:p>
         </w:tc>
@@ -333,7 +333,7 @@
               <w:rPr>
                 <w:sz w:val="18"/>
               </w:rPr>
-              <w:t>2.28</w:t>
+              <w:t>2.41</w:t>
             </w:r>
           </w:p>
         </w:tc>
@@ -349,7 +349,7 @@
               <w:rPr>
                 <w:sz w:val="18"/>
               </w:rPr>
-              <w:t>4.12</w:t>
+              <w:t>3.77</w:t>
             </w:r>
           </w:p>
         </w:tc>
@@ -365,7 +365,7 @@
               <w:rPr>
                 <w:sz w:val="18"/>
               </w:rPr>
-              <w:t>7.99%</w:t>
+              <w:t>7.42%</w:t>
             </w:r>
           </w:p>
         </w:tc>
@@ -384,6 +384,444 @@
                 <w:sz w:val="18"/>
               </w:rPr>
               <w:t>2</w:t>
+            </w:r>
+          </w:p>
+        </w:tc>
+        <w:tc>
+          <w:tcPr>
+            <w:tcW w:type="dxa" w:w="1071"/>
+          </w:tcPr>
+          <w:p>
+            <w:pPr>
+              <w:jc w:val="center"/>
+            </w:pPr>
+            <w:r>
+              <w:rPr>
+                <w:sz w:val="18"/>
+              </w:rPr>
+              <w:t>XGBoost</w:t>
+            </w:r>
+          </w:p>
+        </w:tc>
+        <w:tc>
+          <w:tcPr>
+            <w:tcW w:type="dxa" w:w="1071"/>
+          </w:tcPr>
+          <w:p>
+            <w:pPr>
+              <w:jc w:val="center"/>
+            </w:pPr>
+            <w:r>
+              <w:rPr>
+                <w:sz w:val="18"/>
+              </w:rPr>
+              <w:t>B</w:t>
+            </w:r>
+          </w:p>
+        </w:tc>
+        <w:tc>
+          <w:tcPr>
+            <w:tcW w:type="dxa" w:w="1071"/>
+          </w:tcPr>
+          <w:p>
+            <w:pPr>
+              <w:jc w:val="center"/>
+            </w:pPr>
+            <w:r>
+              <w:rPr>
+                <w:sz w:val="18"/>
+              </w:rPr>
+              <w:t>0.9587</w:t>
+            </w:r>
+          </w:p>
+        </w:tc>
+        <w:tc>
+          <w:tcPr>
+            <w:tcW w:type="dxa" w:w="1071"/>
+          </w:tcPr>
+          <w:p>
+            <w:pPr>
+              <w:jc w:val="center"/>
+            </w:pPr>
+            <w:r>
+              <w:rPr>
+                <w:sz w:val="18"/>
+              </w:rPr>
+              <w:t>0.0042</w:t>
+            </w:r>
+          </w:p>
+        </w:tc>
+        <w:tc>
+          <w:tcPr>
+            <w:tcW w:type="dxa" w:w="1071"/>
+          </w:tcPr>
+          <w:p>
+            <w:pPr>
+              <w:jc w:val="center"/>
+            </w:pPr>
+            <w:r>
+              <w:rPr>
+                <w:sz w:val="18"/>
+              </w:rPr>
+              <w:t>12.62</w:t>
+            </w:r>
+          </w:p>
+        </w:tc>
+        <w:tc>
+          <w:tcPr>
+            <w:tcW w:type="dxa" w:w="1071"/>
+          </w:tcPr>
+          <w:p>
+            <w:pPr>
+              <w:jc w:val="center"/>
+            </w:pPr>
+            <w:r>
+              <w:rPr>
+                <w:sz w:val="18"/>
+              </w:rPr>
+              <w:t>1.32</w:t>
+            </w:r>
+          </w:p>
+        </w:tc>
+        <w:tc>
+          <w:tcPr>
+            <w:tcW w:type="dxa" w:w="1071"/>
+          </w:tcPr>
+          <w:p>
+            <w:pPr>
+              <w:jc w:val="center"/>
+            </w:pPr>
+            <w:r>
+              <w:rPr>
+                <w:sz w:val="18"/>
+              </w:rPr>
+              <w:t>7.31</w:t>
+            </w:r>
+          </w:p>
+        </w:tc>
+        <w:tc>
+          <w:tcPr>
+            <w:tcW w:type="dxa" w:w="1071"/>
+          </w:tcPr>
+          <w:p>
+            <w:pPr>
+              <w:jc w:val="center"/>
+            </w:pPr>
+            <w:r>
+              <w:rPr>
+                <w:sz w:val="18"/>
+              </w:rPr>
+              <w:t>16.49%</w:t>
+            </w:r>
+          </w:p>
+        </w:tc>
+      </w:tr>
+      <w:tr>
+        <w:tc>
+          <w:tcPr>
+            <w:tcW w:type="dxa" w:w="1071"/>
+          </w:tcPr>
+          <w:p>
+            <w:pPr>
+              <w:jc w:val="center"/>
+            </w:pPr>
+            <w:r>
+              <w:rPr>
+                <w:sz w:val="18"/>
+              </w:rPr>
+              <w:t>3</w:t>
+            </w:r>
+          </w:p>
+        </w:tc>
+        <w:tc>
+          <w:tcPr>
+            <w:tcW w:type="dxa" w:w="1071"/>
+          </w:tcPr>
+          <w:p>
+            <w:pPr>
+              <w:jc w:val="center"/>
+            </w:pPr>
+            <w:r>
+              <w:rPr>
+                <w:sz w:val="18"/>
+              </w:rPr>
+              <w:t>LightGBM</w:t>
+            </w:r>
+          </w:p>
+        </w:tc>
+        <w:tc>
+          <w:tcPr>
+            <w:tcW w:type="dxa" w:w="1071"/>
+          </w:tcPr>
+          <w:p>
+            <w:pPr>
+              <w:jc w:val="center"/>
+            </w:pPr>
+            <w:r>
+              <w:rPr>
+                <w:sz w:val="18"/>
+              </w:rPr>
+              <w:t>B</w:t>
+            </w:r>
+          </w:p>
+        </w:tc>
+        <w:tc>
+          <w:tcPr>
+            <w:tcW w:type="dxa" w:w="1071"/>
+          </w:tcPr>
+          <w:p>
+            <w:pPr>
+              <w:jc w:val="center"/>
+            </w:pPr>
+            <w:r>
+              <w:rPr>
+                <w:sz w:val="18"/>
+              </w:rPr>
+              <w:t>0.9535</w:t>
+            </w:r>
+          </w:p>
+        </w:tc>
+        <w:tc>
+          <w:tcPr>
+            <w:tcW w:type="dxa" w:w="1071"/>
+          </w:tcPr>
+          <w:p>
+            <w:pPr>
+              <w:jc w:val="center"/>
+            </w:pPr>
+            <w:r>
+              <w:rPr>
+                <w:sz w:val="18"/>
+              </w:rPr>
+              <w:t>0.0134</w:t>
+            </w:r>
+          </w:p>
+        </w:tc>
+        <w:tc>
+          <w:tcPr>
+            <w:tcW w:type="dxa" w:w="1071"/>
+          </w:tcPr>
+          <w:p>
+            <w:pPr>
+              <w:jc w:val="center"/>
+            </w:pPr>
+            <w:r>
+              <w:rPr>
+                <w:sz w:val="18"/>
+              </w:rPr>
+              <w:t>13.27</w:t>
+            </w:r>
+          </w:p>
+        </w:tc>
+        <w:tc>
+          <w:tcPr>
+            <w:tcW w:type="dxa" w:w="1071"/>
+          </w:tcPr>
+          <w:p>
+            <w:pPr>
+              <w:jc w:val="center"/>
+            </w:pPr>
+            <w:r>
+              <w:rPr>
+                <w:sz w:val="18"/>
+              </w:rPr>
+              <w:t>1.95</w:t>
+            </w:r>
+          </w:p>
+        </w:tc>
+        <w:tc>
+          <w:tcPr>
+            <w:tcW w:type="dxa" w:w="1071"/>
+          </w:tcPr>
+          <w:p>
+            <w:pPr>
+              <w:jc w:val="center"/>
+            </w:pPr>
+            <w:r>
+              <w:rPr>
+                <w:sz w:val="18"/>
+              </w:rPr>
+              <w:t>7.85</w:t>
+            </w:r>
+          </w:p>
+        </w:tc>
+        <w:tc>
+          <w:tcPr>
+            <w:tcW w:type="dxa" w:w="1071"/>
+          </w:tcPr>
+          <w:p>
+            <w:pPr>
+              <w:jc w:val="center"/>
+            </w:pPr>
+            <w:r>
+              <w:rPr>
+                <w:sz w:val="18"/>
+              </w:rPr>
+              <w:t>16.41%</w:t>
+            </w:r>
+          </w:p>
+        </w:tc>
+      </w:tr>
+      <w:tr>
+        <w:tc>
+          <w:tcPr>
+            <w:tcW w:type="dxa" w:w="1071"/>
+          </w:tcPr>
+          <w:p>
+            <w:pPr>
+              <w:jc w:val="center"/>
+            </w:pPr>
+            <w:r>
+              <w:rPr>
+                <w:sz w:val="18"/>
+              </w:rPr>
+              <w:t>4</w:t>
+            </w:r>
+          </w:p>
+        </w:tc>
+        <w:tc>
+          <w:tcPr>
+            <w:tcW w:type="dxa" w:w="1071"/>
+          </w:tcPr>
+          <w:p>
+            <w:pPr>
+              <w:jc w:val="center"/>
+            </w:pPr>
+            <w:r>
+              <w:rPr>
+                <w:sz w:val="18"/>
+              </w:rPr>
+              <w:t>RF</w:t>
+            </w:r>
+          </w:p>
+        </w:tc>
+        <w:tc>
+          <w:tcPr>
+            <w:tcW w:type="dxa" w:w="1071"/>
+          </w:tcPr>
+          <w:p>
+            <w:pPr>
+              <w:jc w:val="center"/>
+            </w:pPr>
+            <w:r>
+              <w:rPr>
+                <w:sz w:val="18"/>
+              </w:rPr>
+              <w:t>B</w:t>
+            </w:r>
+          </w:p>
+        </w:tc>
+        <w:tc>
+          <w:tcPr>
+            <w:tcW w:type="dxa" w:w="1071"/>
+          </w:tcPr>
+          <w:p>
+            <w:pPr>
+              <w:jc w:val="center"/>
+            </w:pPr>
+            <w:r>
+              <w:rPr>
+                <w:sz w:val="18"/>
+              </w:rPr>
+              <w:t>0.9533</w:t>
+            </w:r>
+          </w:p>
+        </w:tc>
+        <w:tc>
+          <w:tcPr>
+            <w:tcW w:type="dxa" w:w="1071"/>
+          </w:tcPr>
+          <w:p>
+            <w:pPr>
+              <w:jc w:val="center"/>
+            </w:pPr>
+            <w:r>
+              <w:rPr>
+                <w:sz w:val="18"/>
+              </w:rPr>
+              <w:t>0.0100</w:t>
+            </w:r>
+          </w:p>
+        </w:tc>
+        <w:tc>
+          <w:tcPr>
+            <w:tcW w:type="dxa" w:w="1071"/>
+          </w:tcPr>
+          <w:p>
+            <w:pPr>
+              <w:jc w:val="center"/>
+            </w:pPr>
+            <w:r>
+              <w:rPr>
+                <w:sz w:val="18"/>
+              </w:rPr>
+              <w:t>13.36</w:t>
+            </w:r>
+          </w:p>
+        </w:tc>
+        <w:tc>
+          <w:tcPr>
+            <w:tcW w:type="dxa" w:w="1071"/>
+          </w:tcPr>
+          <w:p>
+            <w:pPr>
+              <w:jc w:val="center"/>
+            </w:pPr>
+            <w:r>
+              <w:rPr>
+                <w:sz w:val="18"/>
+              </w:rPr>
+              <w:t>1.97</w:t>
+            </w:r>
+          </w:p>
+        </w:tc>
+        <w:tc>
+          <w:tcPr>
+            <w:tcW w:type="dxa" w:w="1071"/>
+          </w:tcPr>
+          <w:p>
+            <w:pPr>
+              <w:jc w:val="center"/>
+            </w:pPr>
+            <w:r>
+              <w:rPr>
+                <w:sz w:val="18"/>
+              </w:rPr>
+              <w:t>7.60</w:t>
+            </w:r>
+          </w:p>
+        </w:tc>
+        <w:tc>
+          <w:tcPr>
+            <w:tcW w:type="dxa" w:w="1071"/>
+          </w:tcPr>
+          <w:p>
+            <w:pPr>
+              <w:jc w:val="center"/>
+            </w:pPr>
+            <w:r>
+              <w:rPr>
+                <w:sz w:val="18"/>
+              </w:rPr>
+              <w:t>20.38%</w:t>
+            </w:r>
+          </w:p>
+        </w:tc>
+      </w:tr>
+      <w:tr>
+        <w:tc>
+          <w:tcPr>
+            <w:tcW w:type="dxa" w:w="1071"/>
+          </w:tcPr>
+          <w:p>
+            <w:pPr>
+              <w:jc w:val="center"/>
+            </w:pPr>
+            <w:r>
+              <w:rPr>
+                <w:sz w:val="18"/>
+              </w:rPr>
+              <w:t>5</w:t>
             </w:r>
           </w:p>
         </w:tc>
@@ -431,7 +869,7 @@
               <w:rPr>
                 <w:sz w:val="18"/>
               </w:rPr>
-              <w:t>0.9528</w:t>
+              <w:t>0.9513</w:t>
             </w:r>
           </w:p>
         </w:tc>
@@ -447,7 +885,7 @@
               <w:rPr>
                 <w:sz w:val="18"/>
               </w:rPr>
-              <w:t>0.0138</w:t>
+              <w:t>0.0237</w:t>
             </w:r>
           </w:p>
         </w:tc>
@@ -463,7 +901,7 @@
               <w:rPr>
                 <w:sz w:val="18"/>
               </w:rPr>
-              <w:t>13.35</w:t>
+              <w:t>13.33</w:t>
             </w:r>
           </w:p>
         </w:tc>
@@ -479,153 +917,7 @@
               <w:rPr>
                 <w:sz w:val="18"/>
               </w:rPr>
-              <w:t>1.90</w:t>
-            </w:r>
-          </w:p>
-        </w:tc>
-        <w:tc>
-          <w:tcPr>
-            <w:tcW w:type="dxa" w:w="1071"/>
-          </w:tcPr>
-          <w:p>
-            <w:pPr>
-              <w:jc w:val="center"/>
-            </w:pPr>
-            <w:r>
-              <w:rPr>
-                <w:sz w:val="18"/>
-              </w:rPr>
-              <w:t>7.25</w:t>
-            </w:r>
-          </w:p>
-        </w:tc>
-        <w:tc>
-          <w:tcPr>
-            <w:tcW w:type="dxa" w:w="1071"/>
-          </w:tcPr>
-          <w:p>
-            <w:pPr>
-              <w:jc w:val="center"/>
-            </w:pPr>
-            <w:r>
-              <w:rPr>
-                <w:sz w:val="18"/>
-              </w:rPr>
-              <w:t>16.91%</w:t>
-            </w:r>
-          </w:p>
-        </w:tc>
-      </w:tr>
-      <w:tr>
-        <w:tc>
-          <w:tcPr>
-            <w:tcW w:type="dxa" w:w="1071"/>
-          </w:tcPr>
-          <w:p>
-            <w:pPr>
-              <w:jc w:val="center"/>
-            </w:pPr>
-            <w:r>
-              <w:rPr>
-                <w:sz w:val="18"/>
-              </w:rPr>
-              <w:t>3</w:t>
-            </w:r>
-          </w:p>
-        </w:tc>
-        <w:tc>
-          <w:tcPr>
-            <w:tcW w:type="dxa" w:w="1071"/>
-          </w:tcPr>
-          <w:p>
-            <w:pPr>
-              <w:jc w:val="center"/>
-            </w:pPr>
-            <w:r>
-              <w:rPr>
-                <w:sz w:val="18"/>
-              </w:rPr>
-              <w:t>RF</w:t>
-            </w:r>
-          </w:p>
-        </w:tc>
-        <w:tc>
-          <w:tcPr>
-            <w:tcW w:type="dxa" w:w="1071"/>
-          </w:tcPr>
-          <w:p>
-            <w:pPr>
-              <w:jc w:val="center"/>
-            </w:pPr>
-            <w:r>
-              <w:rPr>
-                <w:sz w:val="18"/>
-              </w:rPr>
-              <w:t>B</w:t>
-            </w:r>
-          </w:p>
-        </w:tc>
-        <w:tc>
-          <w:tcPr>
-            <w:tcW w:type="dxa" w:w="1071"/>
-          </w:tcPr>
-          <w:p>
-            <w:pPr>
-              <w:jc w:val="center"/>
-            </w:pPr>
-            <w:r>
-              <w:rPr>
-                <w:sz w:val="18"/>
-              </w:rPr>
-              <w:t>0.9503</w:t>
-            </w:r>
-          </w:p>
-        </w:tc>
-        <w:tc>
-          <w:tcPr>
-            <w:tcW w:type="dxa" w:w="1071"/>
-          </w:tcPr>
-          <w:p>
-            <w:pPr>
-              <w:jc w:val="center"/>
-            </w:pPr>
-            <w:r>
-              <w:rPr>
-                <w:sz w:val="18"/>
-              </w:rPr>
-              <w:t>0.0120</w:t>
-            </w:r>
-          </w:p>
-        </w:tc>
-        <w:tc>
-          <w:tcPr>
-            <w:tcW w:type="dxa" w:w="1071"/>
-          </w:tcPr>
-          <w:p>
-            <w:pPr>
-              <w:jc w:val="center"/>
-            </w:pPr>
-            <w:r>
-              <w:rPr>
-                <w:sz w:val="18"/>
-              </w:rPr>
-              <w:t>13.75</w:t>
-            </w:r>
-          </w:p>
-        </w:tc>
-        <w:tc>
-          <w:tcPr>
-            <w:tcW w:type="dxa" w:w="1071"/>
-          </w:tcPr>
-          <w:p>
-            <w:pPr>
-              <w:jc w:val="center"/>
-            </w:pPr>
-            <w:r>
-              <w:rPr>
-                <w:sz w:val="18"/>
-              </w:rPr>
-              <w:t>2.02</w:t>
+              <w:t>2.80</w:t>
             </w:r>
           </w:p>
         </w:tc>
@@ -657,299 +949,7 @@
               <w:rPr>
                 <w:sz w:val="18"/>
               </w:rPr>
-              <w:t>20.63%</w:t>
-            </w:r>
-          </w:p>
-        </w:tc>
-      </w:tr>
-      <w:tr>
-        <w:tc>
-          <w:tcPr>
-            <w:tcW w:type="dxa" w:w="1071"/>
-          </w:tcPr>
-          <w:p>
-            <w:pPr>
-              <w:jc w:val="center"/>
-            </w:pPr>
-            <w:r>
-              <w:rPr>
-                <w:sz w:val="18"/>
-              </w:rPr>
-              <w:t>4</w:t>
-            </w:r>
-          </w:p>
-        </w:tc>
-        <w:tc>
-          <w:tcPr>
-            <w:tcW w:type="dxa" w:w="1071"/>
-          </w:tcPr>
-          <w:p>
-            <w:pPr>
-              <w:jc w:val="center"/>
-            </w:pPr>
-            <w:r>
-              <w:rPr>
-                <w:sz w:val="18"/>
-              </w:rPr>
-              <w:t>XGBoost</w:t>
-            </w:r>
-          </w:p>
-        </w:tc>
-        <w:tc>
-          <w:tcPr>
-            <w:tcW w:type="dxa" w:w="1071"/>
-          </w:tcPr>
-          <w:p>
-            <w:pPr>
-              <w:jc w:val="center"/>
-            </w:pPr>
-            <w:r>
-              <w:rPr>
-                <w:sz w:val="18"/>
-              </w:rPr>
-              <w:t>B</w:t>
-            </w:r>
-          </w:p>
-        </w:tc>
-        <w:tc>
-          <w:tcPr>
-            <w:tcW w:type="dxa" w:w="1071"/>
-          </w:tcPr>
-          <w:p>
-            <w:pPr>
-              <w:jc w:val="center"/>
-            </w:pPr>
-            <w:r>
-              <w:rPr>
-                <w:sz w:val="18"/>
-              </w:rPr>
-              <w:t>0.9449</w:t>
-            </w:r>
-          </w:p>
-        </w:tc>
-        <w:tc>
-          <w:tcPr>
-            <w:tcW w:type="dxa" w:w="1071"/>
-          </w:tcPr>
-          <w:p>
-            <w:pPr>
-              <w:jc w:val="center"/>
-            </w:pPr>
-            <w:r>
-              <w:rPr>
-                <w:sz w:val="18"/>
-              </w:rPr>
-              <w:t>0.0150</w:t>
-            </w:r>
-          </w:p>
-        </w:tc>
-        <w:tc>
-          <w:tcPr>
-            <w:tcW w:type="dxa" w:w="1071"/>
-          </w:tcPr>
-          <w:p>
-            <w:pPr>
-              <w:jc w:val="center"/>
-            </w:pPr>
-            <w:r>
-              <w:rPr>
-                <w:sz w:val="18"/>
-              </w:rPr>
-              <w:t>14.34</w:t>
-            </w:r>
-          </w:p>
-        </w:tc>
-        <w:tc>
-          <w:tcPr>
-            <w:tcW w:type="dxa" w:w="1071"/>
-          </w:tcPr>
-          <w:p>
-            <w:pPr>
-              <w:jc w:val="center"/>
-            </w:pPr>
-            <w:r>
-              <w:rPr>
-                <w:sz w:val="18"/>
-              </w:rPr>
-              <w:t>1.39</w:t>
-            </w:r>
-          </w:p>
-        </w:tc>
-        <w:tc>
-          <w:tcPr>
-            <w:tcW w:type="dxa" w:w="1071"/>
-          </w:tcPr>
-          <w:p>
-            <w:pPr>
-              <w:jc w:val="center"/>
-            </w:pPr>
-            <w:r>
-              <w:rPr>
-                <w:sz w:val="18"/>
-              </w:rPr>
-              <w:t>7.31</w:t>
-            </w:r>
-          </w:p>
-        </w:tc>
-        <w:tc>
-          <w:tcPr>
-            <w:tcW w:type="dxa" w:w="1071"/>
-          </w:tcPr>
-          <w:p>
-            <w:pPr>
-              <w:jc w:val="center"/>
-            </w:pPr>
-            <w:r>
-              <w:rPr>
-                <w:sz w:val="18"/>
-              </w:rPr>
-              <w:t>15.72%</w:t>
-            </w:r>
-          </w:p>
-        </w:tc>
-      </w:tr>
-      <w:tr>
-        <w:tc>
-          <w:tcPr>
-            <w:tcW w:type="dxa" w:w="1071"/>
-          </w:tcPr>
-          <w:p>
-            <w:pPr>
-              <w:jc w:val="center"/>
-            </w:pPr>
-            <w:r>
-              <w:rPr>
-                <w:sz w:val="18"/>
-              </w:rPr>
-              <w:t>5</w:t>
-            </w:r>
-          </w:p>
-        </w:tc>
-        <w:tc>
-          <w:tcPr>
-            <w:tcW w:type="dxa" w:w="1071"/>
-          </w:tcPr>
-          <w:p>
-            <w:pPr>
-              <w:jc w:val="center"/>
-            </w:pPr>
-            <w:r>
-              <w:rPr>
-                <w:sz w:val="18"/>
-              </w:rPr>
-              <w:t>LightGBM</w:t>
-            </w:r>
-          </w:p>
-        </w:tc>
-        <w:tc>
-          <w:tcPr>
-            <w:tcW w:type="dxa" w:w="1071"/>
-          </w:tcPr>
-          <w:p>
-            <w:pPr>
-              <w:jc w:val="center"/>
-            </w:pPr>
-            <w:r>
-              <w:rPr>
-                <w:sz w:val="18"/>
-              </w:rPr>
-              <w:t>B</w:t>
-            </w:r>
-          </w:p>
-        </w:tc>
-        <w:tc>
-          <w:tcPr>
-            <w:tcW w:type="dxa" w:w="1071"/>
-          </w:tcPr>
-          <w:p>
-            <w:pPr>
-              <w:jc w:val="center"/>
-            </w:pPr>
-            <w:r>
-              <w:rPr>
-                <w:sz w:val="18"/>
-              </w:rPr>
-              <w:t>0.9350</w:t>
-            </w:r>
-          </w:p>
-        </w:tc>
-        <w:tc>
-          <w:tcPr>
-            <w:tcW w:type="dxa" w:w="1071"/>
-          </w:tcPr>
-          <w:p>
-            <w:pPr>
-              <w:jc w:val="center"/>
-            </w:pPr>
-            <w:r>
-              <w:rPr>
-                <w:sz w:val="18"/>
-              </w:rPr>
-              <w:t>0.0196</w:t>
-            </w:r>
-          </w:p>
-        </w:tc>
-        <w:tc>
-          <w:tcPr>
-            <w:tcW w:type="dxa" w:w="1071"/>
-          </w:tcPr>
-          <w:p>
-            <w:pPr>
-              <w:jc w:val="center"/>
-            </w:pPr>
-            <w:r>
-              <w:rPr>
-                <w:sz w:val="18"/>
-              </w:rPr>
-              <w:t>15.67</w:t>
-            </w:r>
-          </w:p>
-        </w:tc>
-        <w:tc>
-          <w:tcPr>
-            <w:tcW w:type="dxa" w:w="1071"/>
-          </w:tcPr>
-          <w:p>
-            <w:pPr>
-              <w:jc w:val="center"/>
-            </w:pPr>
-            <w:r>
-              <w:rPr>
-                <w:sz w:val="18"/>
-              </w:rPr>
-              <w:t>2.48</w:t>
-            </w:r>
-          </w:p>
-        </w:tc>
-        <w:tc>
-          <w:tcPr>
-            <w:tcW w:type="dxa" w:w="1071"/>
-          </w:tcPr>
-          <w:p>
-            <w:pPr>
-              <w:jc w:val="center"/>
-            </w:pPr>
-            <w:r>
-              <w:rPr>
-                <w:sz w:val="18"/>
-              </w:rPr>
-              <w:t>8.67</w:t>
-            </w:r>
-          </w:p>
-        </w:tc>
-        <w:tc>
-          <w:tcPr>
-            <w:tcW w:type="dxa" w:w="1071"/>
-          </w:tcPr>
-          <w:p>
-            <w:pPr>
-              <w:jc w:val="center"/>
-            </w:pPr>
-            <w:r>
-              <w:rPr>
-                <w:sz w:val="18"/>
-              </w:rPr>
-              <w:t>18.66%</w:t>
+              <w:t>17.38%</w:t>
             </w:r>
           </w:p>
         </w:tc>
@@ -1015,7 +1015,7 @@
               <w:rPr>
                 <w:sz w:val="18"/>
               </w:rPr>
-              <w:t>0.9299</w:t>
+              <w:t>0.9472</w:t>
             </w:r>
           </w:p>
         </w:tc>
@@ -1031,7 +1031,7 @@
               <w:rPr>
                 <w:sz w:val="18"/>
               </w:rPr>
-              <w:t>0.0306</w:t>
+              <w:t>0.0208</w:t>
             </w:r>
           </w:p>
         </w:tc>
@@ -1047,7 +1047,7 @@
               <w:rPr>
                 <w:sz w:val="18"/>
               </w:rPr>
-              <w:t>15.94</w:t>
+              <w:t>13.88</w:t>
             </w:r>
           </w:p>
         </w:tc>
@@ -1063,7 +1063,7 @@
               <w:rPr>
                 <w:sz w:val="18"/>
               </w:rPr>
-              <w:t>3.50</w:t>
+              <w:t>2.10</w:t>
             </w:r>
           </w:p>
         </w:tc>
@@ -1079,7 +1079,7 @@
               <w:rPr>
                 <w:sz w:val="18"/>
               </w:rPr>
-              <w:t>7.83</w:t>
+              <w:t>5.85</w:t>
             </w:r>
           </w:p>
         </w:tc>
@@ -1095,7 +1095,7 @@
               <w:rPr>
                 <w:sz w:val="18"/>
               </w:rPr>
-              <w:t>16.77%</w:t>
+              <w:t>13.34%</w:t>
             </w:r>
           </w:p>
         </w:tc>
@@ -1161,7 +1161,7 @@
               <w:rPr>
                 <w:sz w:val="18"/>
               </w:rPr>
-              <w:t>0.9112</w:t>
+              <w:t>0.9427</w:t>
             </w:r>
           </w:p>
         </w:tc>
@@ -1177,7 +1177,7 @@
               <w:rPr>
                 <w:sz w:val="18"/>
               </w:rPr>
-              <w:t>0.0226</w:t>
+              <w:t>0.0260</w:t>
             </w:r>
           </w:p>
         </w:tc>
@@ -1193,7 +1193,7 @@
               <w:rPr>
                 <w:sz w:val="18"/>
               </w:rPr>
-              <w:t>18.28</w:t>
+              <w:t>14.37</w:t>
             </w:r>
           </w:p>
         </w:tc>
@@ -1209,7 +1209,7 @@
               <w:rPr>
                 <w:sz w:val="18"/>
               </w:rPr>
-              <w:t>2.54</w:t>
+              <w:t>3.25</w:t>
             </w:r>
           </w:p>
         </w:tc>
@@ -1225,7 +1225,7 @@
               <w:rPr>
                 <w:sz w:val="18"/>
               </w:rPr>
-              <w:t>8.32</w:t>
+              <w:t>5.70</w:t>
             </w:r>
           </w:p>
         </w:tc>
@@ -1241,7 +1241,7 @@
               <w:rPr>
                 <w:sz w:val="18"/>
               </w:rPr>
-              <w:t>14.99%</w:t>
+              <w:t>10.52%</w:t>
             </w:r>
           </w:p>
         </w:tc>
@@ -1307,7 +1307,7 @@
               <w:rPr>
                 <w:sz w:val="18"/>
               </w:rPr>
-              <w:t>0.3608</w:t>
+              <w:t>0.5674</w:t>
             </w:r>
           </w:p>
         </w:tc>
@@ -1323,7 +1323,7 @@
               <w:rPr>
                 <w:sz w:val="18"/>
               </w:rPr>
-              <w:t>0.0804</w:t>
+              <w:t>0.1104</w:t>
             </w:r>
           </w:p>
         </w:tc>
@@ -1339,7 +1339,7 @@
               <w:rPr>
                 <w:sz w:val="18"/>
               </w:rPr>
-              <w:t>49.66</w:t>
+              <w:t>40.72</w:t>
             </w:r>
           </w:p>
         </w:tc>
@@ -1355,7 +1355,7 @@
               <w:rPr>
                 <w:sz w:val="18"/>
               </w:rPr>
-              <w:t>5.90</w:t>
+              <w:t>7.43</w:t>
             </w:r>
           </w:p>
         </w:tc>
@@ -1371,7 +1371,7 @@
               <w:rPr>
                 <w:sz w:val="18"/>
               </w:rPr>
-              <w:t>35.73</w:t>
+              <w:t>28.33</w:t>
             </w:r>
           </w:p>
         </w:tc>
@@ -1387,7 +1387,7 @@
               <w:rPr>
                 <w:sz w:val="18"/>
               </w:rPr>
-              <w:t>81.95%</w:t>
+              <w:t>78.29%</w:t>
             </w:r>
           </w:p>
         </w:tc>
@@ -1453,7 +1453,7 @@
               <w:rPr>
                 <w:sz w:val="18"/>
               </w:rPr>
-              <w:t>0.3521</w:t>
+              <w:t>0.5541</w:t>
             </w:r>
           </w:p>
         </w:tc>
@@ -1469,7 +1469,7 @@
               <w:rPr>
                 <w:sz w:val="18"/>
               </w:rPr>
-              <w:t>0.0774</w:t>
+              <w:t>0.0966</w:t>
             </w:r>
           </w:p>
         </w:tc>
@@ -1485,7 +1485,7 @@
               <w:rPr>
                 <w:sz w:val="18"/>
               </w:rPr>
-              <w:t>50.00</w:t>
+              <w:t>41.44</w:t>
             </w:r>
           </w:p>
         </w:tc>
@@ -1501,7 +1501,7 @@
               <w:rPr>
                 <w:sz w:val="18"/>
               </w:rPr>
-              <w:t>5.77</w:t>
+              <w:t>6.97</w:t>
             </w:r>
           </w:p>
         </w:tc>
@@ -1517,7 +1517,7 @@
               <w:rPr>
                 <w:sz w:val="18"/>
               </w:rPr>
-              <w:t>36.43</w:t>
+              <w:t>29.41</w:t>
             </w:r>
           </w:p>
         </w:tc>
@@ -1533,7 +1533,7 @@
               <w:rPr>
                 <w:sz w:val="18"/>
               </w:rPr>
-              <w:t>81.77%</w:t>
+              <w:t>78.60%</w:t>
             </w:r>
           </w:p>
         </w:tc>
@@ -1542,7 +1542,7 @@
     <w:p/>
     <w:p>
       <w:r>
-        <w:t>非线性-线性差距: 0.6084 (最优TabPFN: 0.9692 vs Ridge: 0.3608)。该差距远大于0.05阈值，充分支持本数据集需要非线性建模。</w:t>
+        <w:t>非线性-线性差距: 0.4062 (最优TabPFN: 0.9736 vs Ridge: 0.5674)。该差距远大于0.05阈值，充分支持本数据集需要非线性建模。</w:t>
       </w:r>
     </w:p>
     <w:p>
@@ -1751,7 +1751,7 @@
               <w:rPr>
                 <w:sz w:val="18"/>
               </w:rPr>
-              <w:t>TabPFN</w:t>
+              <w:t>LightGBM</w:t>
             </w:r>
           </w:p>
         </w:tc>
@@ -1767,7 +1767,7 @@
               <w:rPr>
                 <w:sz w:val="18"/>
               </w:rPr>
-              <w:t>0.9988</w:t>
+              <w:t>0.9995</w:t>
             </w:r>
           </w:p>
         </w:tc>
@@ -1783,7 +1783,7 @@
               <w:rPr>
                 <w:sz w:val="18"/>
               </w:rPr>
-              <w:t>2.11</w:t>
+              <w:t>1.40</w:t>
             </w:r>
           </w:p>
         </w:tc>
@@ -1799,7 +1799,7 @@
               <w:rPr>
                 <w:sz w:val="18"/>
               </w:rPr>
-              <w:t>0.9688</w:t>
+              <w:t>0.9730</w:t>
             </w:r>
           </w:p>
         </w:tc>
@@ -1815,7 +1815,7 @@
               <w:rPr>
                 <w:sz w:val="18"/>
               </w:rPr>
-              <w:t>11.07</w:t>
+              <w:t>10.30</w:t>
             </w:r>
           </w:p>
         </w:tc>
@@ -1831,7 +1831,7 @@
               <w:rPr>
                 <w:sz w:val="18"/>
               </w:rPr>
-              <w:t>4.22</w:t>
+              <w:t>6.74</w:t>
             </w:r>
           </w:p>
         </w:tc>
@@ -1847,7 +1847,7 @@
               <w:rPr>
                 <w:sz w:val="18"/>
               </w:rPr>
-              <w:t>9.28%</w:t>
+              <w:t>16.35%</w:t>
             </w:r>
           </w:p>
         </w:tc>
@@ -1881,7 +1881,7 @@
               <w:rPr>
                 <w:sz w:val="18"/>
               </w:rPr>
-              <w:t>LightGBM</w:t>
+              <w:t>GBDT</w:t>
             </w:r>
           </w:p>
         </w:tc>
@@ -1897,7 +1897,7 @@
               <w:rPr>
                 <w:sz w:val="18"/>
               </w:rPr>
-              <w:t>0.9993</w:t>
+              <w:t>0.9999</w:t>
             </w:r>
           </w:p>
         </w:tc>
@@ -1913,7 +1913,7 @@
               <w:rPr>
                 <w:sz w:val="18"/>
               </w:rPr>
-              <w:t>1.69</w:t>
+              <w:t>0.58</w:t>
             </w:r>
           </w:p>
         </w:tc>
@@ -1929,7 +1929,7 @@
               <w:rPr>
                 <w:sz w:val="18"/>
               </w:rPr>
-              <w:t>0.9676</w:t>
+              <w:t>0.9722</w:t>
             </w:r>
           </w:p>
         </w:tc>
@@ -1945,7 +1945,7 @@
               <w:rPr>
                 <w:sz w:val="18"/>
               </w:rPr>
-              <w:t>11.28</w:t>
+              <w:t>10.45</w:t>
             </w:r>
           </w:p>
         </w:tc>
@@ -1961,7 +1961,7 @@
               <w:rPr>
                 <w:sz w:val="18"/>
               </w:rPr>
-              <w:t>7.01</w:t>
+              <w:t>6.89</w:t>
             </w:r>
           </w:p>
         </w:tc>
@@ -1977,7 +1977,7 @@
               <w:rPr>
                 <w:sz w:val="18"/>
               </w:rPr>
-              <w:t>14.48%</w:t>
+              <w:t>19.59%</w:t>
             </w:r>
           </w:p>
         </w:tc>
@@ -2011,7 +2011,7 @@
               <w:rPr>
                 <w:sz w:val="18"/>
               </w:rPr>
-              <w:t>GBDT</w:t>
+              <w:t>TabPFN</w:t>
             </w:r>
           </w:p>
         </w:tc>
@@ -2027,7 +2027,7 @@
               <w:rPr>
                 <w:sz w:val="18"/>
               </w:rPr>
-              <w:t>0.9998</w:t>
+              <w:t>0.9992</w:t>
             </w:r>
           </w:p>
         </w:tc>
@@ -2043,7 +2043,7 @@
               <w:rPr>
                 <w:sz w:val="18"/>
               </w:rPr>
-              <w:t>0.93</w:t>
+              <w:t>1.77</w:t>
             </w:r>
           </w:p>
         </w:tc>
@@ -2059,7 +2059,7 @@
               <w:rPr>
                 <w:sz w:val="18"/>
               </w:rPr>
-              <w:t>0.9639</w:t>
+              <w:t>0.9664</w:t>
             </w:r>
           </w:p>
         </w:tc>
@@ -2075,7 +2075,7 @@
               <w:rPr>
                 <w:sz w:val="18"/>
               </w:rPr>
-              <w:t>11.91</w:t>
+              <w:t>11.49</w:t>
             </w:r>
           </w:p>
         </w:tc>
@@ -2091,7 +2091,7 @@
               <w:rPr>
                 <w:sz w:val="18"/>
               </w:rPr>
-              <w:t>7.14</w:t>
+              <w:t>4.14</w:t>
             </w:r>
           </w:p>
         </w:tc>
@@ -2107,7 +2107,7 @@
               <w:rPr>
                 <w:sz w:val="18"/>
               </w:rPr>
-              <w:t>17.65%</w:t>
+              <w:t>8.96%</w:t>
             </w:r>
           </w:p>
         </w:tc>
@@ -2141,7 +2141,7 @@
               <w:rPr>
                 <w:sz w:val="18"/>
               </w:rPr>
-              <w:t>SVR</w:t>
+              <w:t>RF</w:t>
             </w:r>
           </w:p>
         </w:tc>
@@ -2157,7 +2157,7 @@
               <w:rPr>
                 <w:sz w:val="18"/>
               </w:rPr>
-              <w:t>0.9853</w:t>
+              <w:t>0.9923</w:t>
             </w:r>
           </w:p>
         </w:tc>
@@ -2173,7 +2173,7 @@
               <w:rPr>
                 <w:sz w:val="18"/>
               </w:rPr>
-              <w:t>7.54</w:t>
+              <w:t>5.47</w:t>
             </w:r>
           </w:p>
         </w:tc>
@@ -2189,7 +2189,7 @@
               <w:rPr>
                 <w:sz w:val="18"/>
               </w:rPr>
-              <w:t>0.9628</w:t>
+              <w:t>0.9620</w:t>
             </w:r>
           </w:p>
         </w:tc>
@@ -2205,7 +2205,7 @@
               <w:rPr>
                 <w:sz w:val="18"/>
               </w:rPr>
-              <w:t>12.07</w:t>
+              <w:t>12.21</w:t>
             </w:r>
           </w:p>
         </w:tc>
@@ -2221,7 +2221,7 @@
               <w:rPr>
                 <w:sz w:val="18"/>
               </w:rPr>
-              <w:t>6.61</w:t>
+              <w:t>7.57</w:t>
             </w:r>
           </w:p>
         </w:tc>
@@ -2237,7 +2237,7 @@
               <w:rPr>
                 <w:sz w:val="18"/>
               </w:rPr>
-              <w:t>20.57%</w:t>
+              <w:t>27.81%</w:t>
             </w:r>
           </w:p>
         </w:tc>
@@ -2271,7 +2271,7 @@
               <w:rPr>
                 <w:sz w:val="18"/>
               </w:rPr>
-              <w:t>RF</w:t>
+              <w:t>SVR</w:t>
             </w:r>
           </w:p>
         </w:tc>
@@ -2287,7 +2287,7 @@
               <w:rPr>
                 <w:sz w:val="18"/>
               </w:rPr>
-              <w:t>0.9919</w:t>
+              <w:t>0.9970</w:t>
             </w:r>
           </w:p>
         </w:tc>
@@ -2303,7 +2303,7 @@
               <w:rPr>
                 <w:sz w:val="18"/>
               </w:rPr>
-              <w:t>5.59</w:t>
+              <w:t>3.43</w:t>
             </w:r>
           </w:p>
         </w:tc>
@@ -2319,7 +2319,7 @@
               <w:rPr>
                 <w:sz w:val="18"/>
               </w:rPr>
-              <w:t>0.9615</w:t>
+              <w:t>0.9572</w:t>
             </w:r>
           </w:p>
         </w:tc>
@@ -2335,7 +2335,7 @@
               <w:rPr>
                 <w:sz w:val="18"/>
               </w:rPr>
-              <w:t>12.30</w:t>
+              <w:t>12.95</w:t>
             </w:r>
           </w:p>
         </w:tc>
@@ -2351,7 +2351,7 @@
               <w:rPr>
                 <w:sz w:val="18"/>
               </w:rPr>
-              <w:t>7.45</w:t>
+              <w:t>5.44</w:t>
             </w:r>
           </w:p>
         </w:tc>
@@ -2367,7 +2367,7 @@
               <w:rPr>
                 <w:sz w:val="18"/>
               </w:rPr>
-              <w:t>26.94%</w:t>
+              <w:t>17.51%</w:t>
             </w:r>
           </w:p>
         </w:tc>
@@ -2401,7 +2401,7 @@
               <w:rPr>
                 <w:sz w:val="18"/>
               </w:rPr>
-              <w:t>GPR</w:t>
+              <w:t>XGBoost</w:t>
             </w:r>
           </w:p>
         </w:tc>
@@ -2417,7 +2417,7 @@
               <w:rPr>
                 <w:sz w:val="18"/>
               </w:rPr>
-              <w:t>0.9894</w:t>
+              <w:t>0.9999</w:t>
             </w:r>
           </w:p>
         </w:tc>
@@ -2433,7 +2433,7 @@
               <w:rPr>
                 <w:sz w:val="18"/>
               </w:rPr>
-              <w:t>6.39</w:t>
+              <w:t>0.50</w:t>
             </w:r>
           </w:p>
         </w:tc>
@@ -2449,7 +2449,7 @@
               <w:rPr>
                 <w:sz w:val="18"/>
               </w:rPr>
-              <w:t>0.9376</w:t>
+              <w:t>0.9555</w:t>
             </w:r>
           </w:p>
         </w:tc>
@@ -2465,7 +2465,7 @@
               <w:rPr>
                 <w:sz w:val="18"/>
               </w:rPr>
-              <w:t>15.65</w:t>
+              <w:t>13.22</w:t>
             </w:r>
           </w:p>
         </w:tc>
@@ -2481,7 +2481,7 @@
               <w:rPr>
                 <w:sz w:val="18"/>
               </w:rPr>
-              <w:t>7.71</w:t>
+              <w:t>7.24</w:t>
             </w:r>
           </w:p>
         </w:tc>
@@ -2497,7 +2497,7 @@
               <w:rPr>
                 <w:sz w:val="18"/>
               </w:rPr>
-              <w:t>25.57%</w:t>
+              <w:t>13.71%</w:t>
             </w:r>
           </w:p>
         </w:tc>
@@ -2531,7 +2531,7 @@
               <w:rPr>
                 <w:sz w:val="18"/>
               </w:rPr>
-              <w:t>XGBoost</w:t>
+              <w:t>GPR</w:t>
             </w:r>
           </w:p>
         </w:tc>
@@ -2547,7 +2547,7 @@
               <w:rPr>
                 <w:sz w:val="18"/>
               </w:rPr>
-              <w:t>0.9995</w:t>
+              <w:t>0.9945</w:t>
             </w:r>
           </w:p>
         </w:tc>
@@ -2563,7 +2563,7 @@
               <w:rPr>
                 <w:sz w:val="18"/>
               </w:rPr>
-              <w:t>1.32</w:t>
+              <w:t>4.62</w:t>
             </w:r>
           </w:p>
         </w:tc>
@@ -2579,7 +2579,7 @@
               <w:rPr>
                 <w:sz w:val="18"/>
               </w:rPr>
-              <w:t>0.9151</w:t>
+              <w:t>0.9277</w:t>
             </w:r>
           </w:p>
         </w:tc>
@@ -2595,7 +2595,7 @@
               <w:rPr>
                 <w:sz w:val="18"/>
               </w:rPr>
-              <w:t>18.25</w:t>
+              <w:t>16.85</w:t>
             </w:r>
           </w:p>
         </w:tc>
@@ -2611,7 +2611,7 @@
               <w:rPr>
                 <w:sz w:val="18"/>
               </w:rPr>
-              <w:t>10.02</w:t>
+              <w:t>6.62</w:t>
             </w:r>
           </w:p>
         </w:tc>
@@ -2627,7 +2627,7 @@
               <w:rPr>
                 <w:sz w:val="18"/>
               </w:rPr>
-              <w:t>23.39%</w:t>
+              <w:t>23.17%</w:t>
             </w:r>
           </w:p>
         </w:tc>
@@ -3680,7 +3680,7 @@
         <w:rPr>
           <w:sz w:val="20"/>
         </w:rPr>
-        <w:t>1. TabPFN（基础模型，零超参数）在嵌套CV中取得最优R²=0.9692，并在TOPSIS综合排名中以贴近度C_i=0.9456位列第一，验证了合成数据预训练可以有效迁移至本材料科学回归任务。</w:t>
+        <w:t>1. TabPFN（基础模型，零超参数）在嵌套CV中取得最优R²=0.9736，并在TOPSIS综合排名中以贴近度C_i=0.9456位列第一，验证了合成数据预训练可以有效迁移至本材料科学回归任务。</w:t>
       </w:r>
     </w:p>
     <w:p>
@@ -3691,7 +3691,7 @@
         <w:rPr>
           <w:sz w:val="20"/>
         </w:rPr>
-        <w:t>2. 树集成模型（GBDT, RF, XGBoost, LightGBM）嵌套CV R²均超过0.93，形成紧密的竞争集群。其中LightGBM在80/20留出测试中表现最优(R²=0.9676)，展现出较强的鲁棒性。</w:t>
+        <w:t>2. 树集成模型（GBDT, RF, XGBoost, LightGBM）嵌套CV R²均超过0.93，形成紧密的竞争集群。其中LightGBM在80/20留出测试中表现最优(R²=0.9730)，展现出较强的鲁棒性。</w:t>
       </w:r>
     </w:p>
     <w:p>
@@ -3702,7 +3702,7 @@
         <w:rPr>
           <w:sz w:val="20"/>
         </w:rPr>
-        <w:t>3. 核方法（GPR, SVR）表现具有竞争力但略低于树模型(CV R² = 0.9299 和 0.9112)，与其捕捉复杂特征交互能力有限的理论预期一致。</w:t>
+        <w:t>3. 核方法（GPR, SVR）表现具有竞争力但略低于树模型(CV R² = 0.9472 和 0.9427)，与其捕捉复杂特征交互能力有限的理论预期一致。</w:t>
       </w:r>
     </w:p>
     <w:p>
@@ -3724,7 +3724,7 @@
         <w:rPr>
           <w:sz w:val="20"/>
         </w:rPr>
-        <w:t>5. SHAP可解释性分析中，GBDT TreeExplainer与TabPFN排列重要性高度一致(Spearman ρ=0.8796)。pressure_bar（操作压力）、microporosity（微孔率）和temperature_C（操作温度）在不同模型中一致被识别为最具影响力的特征。</w:t>
+        <w:t>5. SHAP可解释性分析中，GBDT TreeExplainer与TabPFN排列重要性高度一致(Spearman ρ=0.8796)。Pressure（操作压力）、Microporosity（微孔率）和Temperature（操作温度）在不同模型中一致被识别为最具影响力的特征。</w:t>
       </w:r>
     </w:p>
     <w:p>
